--- a/docs/dist/vision-and-scope.docx
+++ b/docs/dist/vision-and-scope.docx
@@ -3096,6 +3096,41 @@
             </w:pPr>
             <w:r>
               <w:t xml:space="preserve">Scope boundary</w:t>
+            </w:r>
+          </w:p>
+        </w:tc>
+      </w:tr>
+      <w:tr>
+        <w:tc>
+          <w:tcPr/>
+          <w:p>
+            <w:pPr>
+              <w:pStyle w:val="Compact"/>
+            </w:pPr>
+            <w:r>
+              <w:t xml:space="preserve">CON-7</w:t>
+            </w:r>
+          </w:p>
+        </w:tc>
+        <w:tc>
+          <w:tcPr/>
+          <w:p>
+            <w:pPr>
+              <w:pStyle w:val="Compact"/>
+            </w:pPr>
+            <w:r>
+              <w:t xml:space="preserve">Single user, with a multi-tenant-capable schema</w:t>
+            </w:r>
+          </w:p>
+        </w:tc>
+        <w:tc>
+          <w:tcPr/>
+          <w:p>
+            <w:pPr>
+              <w:pStyle w:val="Compact"/>
+            </w:pPr>
+            <w:r>
+              <w:t xml:space="preserve">Project decision</w:t>
             </w:r>
           </w:p>
         </w:tc>

--- a/docs/dist/vision-and-scope.docx
+++ b/docs/dist/vision-and-scope.docx
@@ -117,7 +117,7 @@
               <w:pStyle w:val="Compact"/>
             </w:pPr>
             <w:r>
-              <w:t xml:space="preserve">0.1</w:t>
+              <w:t xml:space="preserve">0.2</w:t>
             </w:r>
           </w:p>
         </w:tc>
@@ -3726,6 +3726,52 @@
             </w:pPr>
             <w:r>
               <w:t xml:space="preserve">Initial draft</w:t>
+            </w:r>
+          </w:p>
+        </w:tc>
+      </w:tr>
+      <w:tr>
+        <w:tc>
+          <w:tcPr/>
+          <w:p>
+            <w:pPr>
+              <w:pStyle w:val="Compact"/>
+            </w:pPr>
+            <w:r>
+              <w:t xml:space="preserve">0.2</w:t>
+            </w:r>
+          </w:p>
+        </w:tc>
+        <w:tc>
+          <w:tcPr/>
+          <w:p>
+            <w:pPr>
+              <w:pStyle w:val="Compact"/>
+            </w:pPr>
+            <w:r>
+              <w:t xml:space="preserve">2026-09-08</w:t>
+            </w:r>
+          </w:p>
+        </w:tc>
+        <w:tc>
+          <w:tcPr/>
+          <w:p>
+            <w:pPr>
+              <w:pStyle w:val="Compact"/>
+            </w:pPr>
+            <w:r>
+              <w:t xml:space="preserve">Laxmi Poudel</w:t>
+            </w:r>
+          </w:p>
+        </w:tc>
+        <w:tc>
+          <w:tcPr/>
+          <w:p>
+            <w:pPr>
+              <w:pStyle w:val="Compact"/>
+            </w:pPr>
+            <w:r>
+              <w:t xml:space="preserve">CON-7 recorded in the constraints table</w:t>
             </w:r>
           </w:p>
         </w:tc>

--- a/docs/dist/vision-and-scope.docx
+++ b/docs/dist/vision-and-scope.docx
@@ -117,7 +117,7 @@
               <w:pStyle w:val="Compact"/>
             </w:pPr>
             <w:r>
-              <w:t xml:space="preserve">0.2</w:t>
+              <w:t xml:space="preserve">0.3</w:t>
             </w:r>
           </w:p>
         </w:tc>
@@ -1982,7 +1982,31 @@
               <w:pStyle w:val="Compact"/>
             </w:pPr>
             <w:r>
-              <w:t xml:space="preserve">Five candidates retrieved, approximately 18 GB</w:t>
+              <w:rPr>
+                <w:rStyle w:val="VerbatimChar"/>
+              </w:rPr>
+              <w:t xml:space="preserve">gemma3:4b</w:t>
+            </w:r>
+            <w:r>
+              <w:t xml:space="preserve"> </w:t>
+            </w:r>
+            <w:r>
+              <w:t xml:space="preserve">and</w:t>
+            </w:r>
+            <w:r>
+              <w:t xml:space="preserve"> </w:t>
+            </w:r>
+            <w:r>
+              <w:rPr>
+                <w:rStyle w:val="VerbatimChar"/>
+              </w:rPr>
+              <w:t xml:space="preserve">embeddinggemma</w:t>
+            </w:r>
+            <w:r>
+              <w:t xml:space="preserve"> </w:t>
+            </w:r>
+            <w:r>
+              <w:t xml:space="preserve">selected by measurement. 3.6 GB on disk</w:t>
             </w:r>
           </w:p>
         </w:tc>
@@ -3772,6 +3796,52 @@
             </w:pPr>
             <w:r>
               <w:t xml:space="preserve">CON-7 recorded in the constraints table</w:t>
+            </w:r>
+          </w:p>
+        </w:tc>
+      </w:tr>
+      <w:tr>
+        <w:tc>
+          <w:tcPr/>
+          <w:p>
+            <w:pPr>
+              <w:pStyle w:val="Compact"/>
+            </w:pPr>
+            <w:r>
+              <w:t xml:space="preserve">0.3</w:t>
+            </w:r>
+          </w:p>
+        </w:tc>
+        <w:tc>
+          <w:tcPr/>
+          <w:p>
+            <w:pPr>
+              <w:pStyle w:val="Compact"/>
+            </w:pPr>
+            <w:r>
+              <w:t xml:space="preserve">2026-09-08</w:t>
+            </w:r>
+          </w:p>
+        </w:tc>
+        <w:tc>
+          <w:tcPr/>
+          <w:p>
+            <w:pPr>
+              <w:pStyle w:val="Compact"/>
+            </w:pPr>
+            <w:r>
+              <w:t xml:space="preserve">Laxmi Poudel</w:t>
+            </w:r>
+          </w:p>
+        </w:tc>
+        <w:tc>
+          <w:tcPr/>
+          <w:p>
+            <w:pPr>
+              <w:pStyle w:val="Compact"/>
+            </w:pPr>
+            <w:r>
+              <w:t xml:space="preserve">DEP-2 resolved</w:t>
             </w:r>
           </w:p>
         </w:tc>

--- a/docs/dist/vision-and-scope.docx
+++ b/docs/dist/vision-and-scope.docx
@@ -4697,7 +4697,7 @@
     <w:basedOn w:val="BodyTextChar"/>
     <w:rPr>
       <w:rFonts w:ascii="Consolas" w:hAnsi="Consolas"/>
-      <w:sz w:val="22"/>
+      <w:sz w:val="18"/>
     </w:rPr>
   </w:style>
   <w:style w:customStyle="1" w:styleId="SectionNumber" w:type="character">
